--- a/suido_syoyusha_template.docx
+++ b/suido_syoyusha_template.docx
@@ -128,6 +128,13 @@
         <w:tab/>
         <w:tab/>
         <w:t>　　　　</w:t>
+      </w:r>
+      <w:r>
+        <w:rPr>
+          <w:rFonts w:asciiTheme="minorEastAsia" w:hAnsiTheme="minorEastAsia" w:hint="eastAsia"/>
+          <w:sz w:val="22"/>
+        </w:rPr>
+        <w:t xml:space="preserve">　{{ shutsu_shimei }}</w:t>
       </w:r>
     </w:p>
     <w:p>
@@ -680,6 +687,13 @@
         <w:tab/>
         <w:tab/>
         <w:t xml:space="preserve">　　　　</w:t>
+      </w:r>
+      <w:r>
+        <w:rPr>
+          <w:rFonts w:asciiTheme="minorEastAsia" w:hAnsiTheme="minorEastAsia" w:hint="eastAsia"/>
+          <w:sz w:val="22"/>
+        </w:rPr>
+        <w:t xml:space="preserve">　{{ shutsu_shimei }}</w:t>
       </w:r>
     </w:p>
     <w:p>
